--- a/contents/battle-workbook/web-vuln-w09.docx
+++ b/contents/battle-workbook/web-vuln-w09.docx
@@ -310,11 +310,11 @@
         </w:rPr>
         <w:t>for id in 1 2 3 1000; do</w:t>
         <w:br/>
-        <w:t xml:space="preserve">  curl -s -A "wv09r1-kim" -H "Host: neobank.6v6.lab" "http://192.168.0.161/api/user/$id/profile?probe=wv09r1-kim"</w:t>
+        <w:t xml:space="preserve">  curl -s -A "wv09r1-kim" -H "Host: neobank.el34.lab" "http://192.168.0.161/api/user/$id/profile?probe=wv09r1-kim"</w:t>
         <w:br/>
         <w:t>done</w:t>
         <w:br/>
-        <w:t>curl -s -A "wv09r1-kim" -H "Host: neobank.6v6.lab" "http://192.168.0.161/admin?wv09r1-kim"</w:t>
+        <w:t>curl -s -A "wv09r1-kim" -H "Host: neobank.el34.lab" "http://192.168.0.161/admin?wv09r1-kim"</w:t>
       </w:r>
     </w:p>
     <w:p>
